--- a/Material_3_LSFO_LaSrFeO3/FeodorLynen_LSFO_EN.docx
+++ b/Material_3_LSFO_LaSrFeO3/FeodorLynen_LSFO_EN.docx
@@ -398,15 +398,7 @@
                 <w:sz w:val="19"/>
                 <w:szCs w:val="19"/>
               </w:rPr>
-              <w:t xml:space="preserve">Prof. Dr. William C. Chueh, Department of Materials Science and Engineering, Stanford University, USA – </w:t>
-            </w:r>
-            <w:r>
-              <w:rPr>
-                <w:rFonts w:ascii="Arial" w:eastAsia="Times New Roman" w:hAnsi="Arial" w:cs="Arial"/>
-                <w:sz w:val="19"/>
-                <w:szCs w:val="19"/>
-              </w:rPr>
-              <w:t>Friedrich Wilhelm Bessel Research Award winner of the AvH Foundation (2021), member of the Humboldt Network</w:t>
+              <w:t xml:space="preserve">Prof. Dr. William C. Chueh, Department of Materials Science and Engineering, Stanford University, USA – Friedrich Wilhelm Bessel Research Award winner of the AvH Foundation (2021), member of the Humboldt Network</w:t>
             </w:r>
           </w:p>
         </w:tc>
@@ -845,15 +837,7 @@
           <w:sz w:val="21"/>
           <w:szCs w:val="21"/>
         </w:rPr>
-        <w:t xml:space="preserve"> </w:t>
-      </w:r>
-      <w:r>
-        <w:rPr>
-          <w:rFonts w:ascii="Arial" w:hAnsi="Arial" w:cs="Arial"/>
-          <w:sz w:val="21"/>
-          <w:szCs w:val="21"/>
-        </w:rPr>
-        <w:t>determines the central figures of merit (ON/OFF ratio, forming voltage, retention). Energy research, by contrast, has quantitatively established that E</w:t>
+        <w:t xml:space="preserve"> determines the central figures of merit (ON/OFF ratio, forming voltage, retention). Energy research, by contrast, has quantitatively established that E</w:t>
       </w:r>
       <w:r>
         <w:rPr>
@@ -973,15 +957,7 @@
           <w:sz w:val="21"/>
           <w:szCs w:val="21"/>
         </w:rPr>
-        <w:t xml:space="preserve"> </w:t>
-      </w:r>
-      <w:r>
-        <w:rPr>
-          <w:rFonts w:ascii="Arial" w:hAnsi="Arial" w:cs="Arial"/>
-          <w:sz w:val="21"/>
-          <w:szCs w:val="21"/>
-        </w:rPr>
-        <w:t>by Sr</w:t>
+        <w:t xml:space="preserve"> by Sr</w:t>
       </w:r>
       <w:r>
         <w:rPr>
@@ -1083,15 +1059,7 @@
           <w:sz w:val="21"/>
           <w:szCs w:val="21"/>
         </w:rPr>
-        <w:t xml:space="preserve">, a robust insulator, is only rudimentarily switching-active [14]. For the intermediate compositions, however, not a single memristor study exists – </w:t>
-      </w:r>
-      <w:r>
-        <w:rPr>
-          <w:rFonts w:ascii="Arial" w:hAnsi="Arial" w:cs="Arial"/>
-          <w:sz w:val="21"/>
-          <w:szCs w:val="21"/>
-        </w:rPr>
-        <w:t>a gap secured by my systematic literature analysis. The closest existing work controls the conductivity of La</w:t>
+        <w:t xml:space="preserve">, a robust insulator, is only rudimentarily switching-active [14]. For the intermediate compositions, however, not a single memristor study exists – a gap secured by my systematic literature analysis. The closest existing work controls the conductivity of La</w:t>
       </w:r>
       <w:r>
         <w:rPr>
@@ -1160,15 +1128,7 @@
           <w:sz w:val="21"/>
           <w:szCs w:val="21"/>
         </w:rPr>
-        <w:t xml:space="preserve"> of the switching window with doping [16, 17] – </w:t>
-      </w:r>
-      <w:r>
-        <w:rPr>
-          <w:rFonts w:ascii="Arial" w:hAnsi="Arial" w:cs="Arial"/>
-          <w:sz w:val="21"/>
-          <w:szCs w:val="21"/>
-        </w:rPr>
-        <w:t>my central hypothesis is therefore that the usable switching window of LSFO is maximal at intermediate covalency (“Goldilocks zone”) and that this position can be predicted from the XAS covalency descriptor. A known design constraint is addressed head-on: near the Sr-rich end member the switching mechanism changes character (topotactic brownmillerite transition [12, 13]) – the series therefore doubles as a controlled approach to a mechanism boundary, which is itself charted rather than avoided.</w:t>
+        <w:t xml:space="preserve"> of the switching window with doping [16, 17] – my central hypothesis is therefore that the usable switching window of LSFO is maximal at intermediate covalency (“Goldilocks zone”) and that this position can be predicted from the XAS covalency descriptor. A known design constraint is addressed head-on: near the Sr-rich end member the switching mechanism changes character (topotactic brownmillerite transition [12, 13]) – the series therefore doubles as a controlled approach to a mechanism boundary, which is itself charted rather than avoided.</w:t>
       </w:r>
     </w:p>
     <w:p>
@@ -1182,13 +1142,7 @@
         <w:rPr>
           <w:rFonts w:ascii="Arial" w:eastAsia="Times New Roman" w:hAnsi="Arial" w:cs="Arial"/>
         </w:rPr>
-        <w:t>2  </w:t>
-      </w:r>
-      <w:r>
-        <w:rPr>
-          <w:rFonts w:ascii="Arial" w:eastAsia="Times New Roman" w:hAnsi="Arial" w:cs="Arial"/>
-        </w:rPr>
-        <w:t>Why the Chueh group at Stanford is the ideal place</w:t>
+        <w:t>2  Why the Chueh group at Stanford is the ideal place</w:t>
       </w:r>
     </w:p>
     <w:p>
@@ -1206,15 +1160,7 @@
           <w:sz w:val="21"/>
           <w:szCs w:val="21"/>
         </w:rPr>
-        <w:t>The group of Prof. William Chueh is a world leader in exactly the combination this project requires: defect chemistry and non-stoichiometry of redox-active oxides, quantitative operando X-ray absorption spectroscopy at the in-house Stanford Synchrotron Radiation Lightsource (SSRL), and redox chemistry of epitaxial perovskite thin films [18–20]. The group’</w:t>
-      </w:r>
-      <w:r>
-        <w:rPr>
-          <w:rFonts w:ascii="Arial" w:hAnsi="Arial" w:cs="Arial"/>
-          <w:sz w:val="21"/>
-          <w:szCs w:val="21"/>
-        </w:rPr>
-        <w:t>s seminal work on the redox activity of oxygen anions in oxygen-deficient perovskites [19] is a direct methodological blueprint for my project; the Nature Materials study on atomically defined LaNiO</w:t>
+        <w:t>The group of Prof. William Chueh is a world leader in exactly the combination this project requires: defect chemistry and non-stoichiometry of redox-active oxides, quantitative operando X-ray absorption spectroscopy at the in-house Stanford Synchrotron Radiation Lightsource (SSRL), and redox chemistry of epitaxial perovskite thin films [18–20]. The group’s seminal work on the redox activity of oxygen anions in oxygen-deficient perovskites [19] is a direct methodological blueprint for my project; the Nature Materials study on atomically defined LaNiO</w:t>
       </w:r>
       <w:r>
         <w:rPr>
@@ -1231,31 +1177,7 @@
           <w:sz w:val="21"/>
           <w:szCs w:val="21"/>
         </w:rPr>
-        <w:t xml:space="preserve"> surfaces [20] – with Christoph Baeumer from the Jülich school as first author – </w:t>
-      </w:r>
-      <w:r>
-        <w:rPr>
-          <w:rFonts w:ascii="Arial" w:hAnsi="Arial" w:cs="Arial"/>
-          <w:sz w:val="21"/>
-          <w:szCs w:val="21"/>
-        </w:rPr>
-        <w:t>furthermore demonstrates that the group routinely masters epitaxial perovskite model systems of the type proposed here and successfully integrates German postdocs. Direct SSRL access makes XAS campaigns plannable that in Europe cost months of lead time through competitive single proposals. Complementarily, I contribute the device side, from which the Stanford environment profits in turn: PLD process development, memristive device processing and statistically robust switching characterisation from five years</w:t>
-      </w:r>
-      <w:r>
-        <w:rPr>
-          <w:rFonts w:ascii="Arial" w:hAnsi="Arial" w:cs="Arial"/>
-          <w:sz w:val="21"/>
-          <w:szCs w:val="21"/>
-        </w:rPr>
-        <w:t xml:space="preserve"> at the Peter Gr</w:t>
-      </w:r>
-      <w:r>
-        <w:rPr>
-          <w:rFonts w:ascii="Arial" w:hAnsi="Arial" w:cs="Arial"/>
-          <w:sz w:val="21"/>
-          <w:szCs w:val="21"/>
-        </w:rPr>
-        <w:t>ünberg Institute (PGI-7, group of Prof. Dittmann) [E1–E3]. The constellation is thus a genuine two-way transfer of knowledge. For complementary epitaxial growth questions, the environment of the Stanford Institute for Materials and Energy Sciences (SIMES) at SLAC is available. As a Bessel Research Award winner (2021), Prof. Chueh is a member of the Humboldt Network and has repeatedly hosted German postdocs – the host eligibility required by the programme is given.</w:t>
+        <w:t xml:space="preserve"> surfaces [20] – with Christoph Baeumer from the Jülich school as first author – furthermore demonstrates that the group routinely masters epitaxial perovskite model systems of the type proposed here and successfully integrates German postdocs. Direct SSRL access makes XAS campaigns plannable that in Europe cost months of lead time through competitive single proposals. Complementarily, I contribute the device side, from which the Stanford environment profits in turn: PLD process development, memristive device processing and statistically robust switching characterisation from five years at the Peter Grünberg Institute (PGI-7, group of Prof. Dittmann) [E1–E3]. The constellation is thus a genuine two-way transfer of knowledge. For complementary epitaxial growth questions, the environment of the Stanford Institute for Materials and Energy Sciences (SIMES) at SLAC is available. As a Bessel Research Award winner (2021), Prof. Chueh is a member of the Humboldt Network and has repeatedly hosted German postdocs – the host eligibility required by the programme is given.</w:t>
       </w:r>
     </w:p>
     <w:p>
@@ -1283,13 +1205,7 @@
         <w:rPr>
           <w:rFonts w:ascii="Arial" w:eastAsia="Times New Roman" w:hAnsi="Arial" w:cs="Arial"/>
         </w:rPr>
-        <w:t xml:space="preserve">WP1 – </w:t>
-      </w:r>
-      <w:r>
-        <w:rPr>
-          <w:rFonts w:ascii="Arial" w:eastAsia="Times New Roman" w:hAnsi="Arial" w:cs="Arial"/>
-        </w:rPr>
-        <w:t>Synthesis and descriptor measurement of the LSFO series (months 1–10)</w:t>
+        <w:t xml:space="preserve">WP1 – Synthesis and descriptor measurement of the LSFO series (months 1–10)</w:t>
       </w:r>
     </w:p>
     <w:p>
@@ -1392,15 +1308,7 @@
           <w:sz w:val="21"/>
           <w:szCs w:val="21"/>
         </w:rPr>
-        <w:t xml:space="preserve"> valence analysis for every composition → </w:t>
-      </w:r>
-      <w:r>
-        <w:rPr>
-          <w:rFonts w:ascii="Arial" w:hAnsi="Arial" w:cs="Arial"/>
-          <w:sz w:val="21"/>
-          <w:szCs w:val="21"/>
-        </w:rPr>
-        <w:t xml:space="preserve">experimental covalency scale of the series. </w:t>
+        <w:t xml:space="preserve"> valence analysis for every composition → experimental covalency scale of the series. </w:t>
       </w:r>
       <w:r>
         <w:rPr>
@@ -1459,15 +1367,7 @@
           <w:sz w:val="21"/>
           <w:szCs w:val="21"/>
         </w:rPr>
-        <w:t xml:space="preserve"> cell arrays (≥ </w:t>
-      </w:r>
-      <w:r>
-        <w:rPr>
-          <w:rFonts w:ascii="Arial" w:hAnsi="Arial" w:cs="Arial"/>
-          <w:sz w:val="21"/>
-          <w:szCs w:val="21"/>
-        </w:rPr>
-        <w:t xml:space="preserve">30 cells per composition) with photolithographic patterning; quasistatic and pulsed switching characterisation following the statistics protocol established in my doctorate (ON/OFF at defined read-out voltage, forming requirement, switching kinetics, temperature-accelerated retention, endurance). </w:t>
+        <w:t xml:space="preserve"> cell arrays (≥ 30 cells per composition) with photolithographic patterning; quasistatic and pulsed switching characterisation following the statistics protocol established in my doctorate (ON/OFF at defined read-out voltage, forming requirement, switching kinetics, temperature-accelerated retention, endurance). </w:t>
       </w:r>
       <w:r>
         <w:rPr>
@@ -1526,15 +1426,7 @@
           <w:sz w:val="21"/>
           <w:szCs w:val="21"/>
         </w:rPr>
-        <w:t xml:space="preserve"> </w:t>
-      </w:r>
-      <w:r>
-        <w:rPr>
-          <w:rFonts w:ascii="Arial" w:hAnsi="Arial" w:cs="Arial"/>
-          <w:sz w:val="21"/>
-          <w:szCs w:val="21"/>
-        </w:rPr>
-        <w:t>(literature DFT [9]) ↔ switching metrics; test of the optimum hypothesis. Second SSRL campaign: XAS on switched cells (ex-situ before/after switching, operando if successful) to verify that the composition-dependent differences indeed rest on different V</w:t>
+        <w:t xml:space="preserve"> (literature DFT [9]) ↔ switching metrics; test of the optimum hypothesis. Second SSRL campaign: XAS on switched cells (ex-situ before/after switching, operando if successful) to verify that the composition-dependent differences indeed rest on different V</w:t>
       </w:r>
       <w:r>
         <w:rPr>
@@ -2897,15 +2789,7 @@
           <w:sz w:val="21"/>
           <w:szCs w:val="21"/>
         </w:rPr>
-        <w:t xml:space="preserve">The project is the deliberate building block between my doctorate (memristive devices, PLD, switching statistics) and my longer-term goal of establishing my own junior research group in Germany on descriptor-based materials development for memristive oxides (Emmy Noether proposal in preparation; ERC Starting Grant as an alternative). The stay with Prof. Chueh closes the one competence gap of my profile – quantitative synchrotron XAS and defect thermodynamics – </w:t>
-      </w:r>
-      <w:r>
-        <w:rPr>
-          <w:rFonts w:ascii="Arial" w:hAnsi="Arial" w:cs="Arial"/>
-          <w:sz w:val="21"/>
-          <w:szCs w:val="21"/>
-        </w:rPr>
-        <w:t>and at the same time delivers the empirical foundation (the covalency-resolved LSFO dataset, spanning the largest documented E</w:t>
+        <w:t xml:space="preserve">The project is the deliberate building block between my doctorate (memristive devices, PLD, switching statistics) and my longer-term goal of establishing my own junior research group in Germany on descriptor-based materials development for memristive oxides (Emmy Noether proposal in preparation; ERC Starting Grant as an alternative). The stay with Prof. Chueh closes the one competence gap of my profile – quantitative synchrotron XAS and defect thermodynamics – and at the same time delivers the empirical foundation (the covalency-resolved LSFO dataset, spanning the largest documented E</w:t>
       </w:r>
       <w:r>
         <w:rPr>
@@ -2922,23 +2806,7 @@
           <w:sz w:val="21"/>
           <w:szCs w:val="21"/>
         </w:rPr>
-        <w:t xml:space="preserve"> range of any perovskite series) for the larger programme of a “treasure map” </w:t>
-      </w:r>
-      <w:r>
-        <w:rPr>
-          <w:rFonts w:ascii="Arial" w:hAnsi="Arial" w:cs="Arial"/>
-          <w:sz w:val="21"/>
-          <w:szCs w:val="21"/>
-        </w:rPr>
-        <w:t>of memristive oxides in analogy to the bonding-descriptor maps of Wuttig et al. [21]. The subsequent group programme then extends the methodology to the manganite and cobaltite families and charts the topotactic mechanism boundary that the LSFO series itself approaches at its Sr-rich end. The return is concretely planned: reintegration into the German oxide-electronics environment (FZ Jü</w:t>
-      </w:r>
-      <w:r>
-        <w:rPr>
-          <w:rFonts w:ascii="Arial" w:hAnsi="Arial" w:cs="Arial"/>
-          <w:sz w:val="21"/>
-          <w:szCs w:val="21"/>
-        </w:rPr>
-        <w:t>lich/RWTH Aachen, JARA), supported by the Feodor Lynen Return Fellowship, with submission of the group proposal during the final year of the stay. The Stanford/SSRL collaboration built up abroad will be continued as the transatlantic bridge of the future group.</w:t>
+        <w:t xml:space="preserve"> range of any perovskite series) for the larger programme of a “treasure map” of memristive oxides in analogy to the bonding-descriptor maps of Wuttig et al. [21]. The subsequent group programme then extends the methodology to the manganite and cobaltite families and charts the topotactic mechanism boundary that the LSFO series itself approaches at its Sr-rich end. The return is concretely planned: reintegration into the German oxide-electronics environment (FZ Jülich/RWTH Aachen, JARA), supported by the Feodor Lynen Return Fellowship, with submission of the group proposal during the final year of the stay. The Stanford/SSRL collaboration built up abroad will be continued as the transatlantic bridge of the future group.</w:t>
       </w:r>
     </w:p>
     <w:p>
@@ -2992,15 +2860,7 @@
           <w:sz w:val="18"/>
           <w:szCs w:val="18"/>
         </w:rPr>
-        <w:t xml:space="preserve">[2] R. Waser, R. Dittmann, G. Staikov, K. Szot, Redox-Based Resistive Switching Memories – </w:t>
-      </w:r>
-      <w:r>
-        <w:rPr>
-          <w:rFonts w:ascii="Arial" w:hAnsi="Arial" w:cs="Arial"/>
-          <w:sz w:val="18"/>
-          <w:szCs w:val="18"/>
-        </w:rPr>
-        <w:t>Nanoionic Mechanisms, Prospects, and Challenges. Advanced Materials 21, 2632–2663 (2009).</w:t>
+        <w:t xml:space="preserve">[2] R. Waser, R. Dittmann, G. Staikov, K. Szot, Redox-Based Resistive Switching Memories – Nanoionic Mechanisms, Prospects, and Challenges. Advanced Materials 21, 2632–2663 (2009).</w:t>
       </w:r>
     </w:p>
     <w:p>
@@ -3100,15 +2960,7 @@
           <w:sz w:val="18"/>
           <w:szCs w:val="18"/>
         </w:rPr>
-        <w:t>[7] A. M. Deml, V. Stevanović, C. L. Muhich, C. B. Musgrave, R. O’</w:t>
-      </w:r>
-      <w:r>
-        <w:rPr>
-          <w:rFonts w:ascii="Arial" w:hAnsi="Arial" w:cs="Arial"/>
-          <w:sz w:val="18"/>
-          <w:szCs w:val="18"/>
-        </w:rPr>
-        <w:t>Hayre, Oxide enthalpy of formation and band gap energy as accurate descriptors of oxygen vacancy formation energetics. Energy &amp; Environmental Science 7, 1996–2004 (2014).</w:t>
+        <w:t>[7] A. M. Deml, V. Stevanović, C. L. Muhich, C. B. Musgrave, R. O’Hayre, Oxide enthalpy of formation and band gap energy as accurate descriptors of oxygen vacancy formation energetics. Energy &amp; Environmental Science 7, 1996–2004 (2014).</w:t>
       </w:r>
     </w:p>
     <w:p>
@@ -3148,15 +3000,7 @@
           <w:sz w:val="18"/>
           <w:szCs w:val="18"/>
         </w:rPr>
-        <w:t>[9] A. M. Ritzmann, A. B. Muñoz-Garcí</w:t>
-      </w:r>
-      <w:r>
-        <w:rPr>
-          <w:rFonts w:ascii="Arial" w:hAnsi="Arial" w:cs="Arial"/>
-          <w:sz w:val="18"/>
-          <w:szCs w:val="18"/>
-        </w:rPr>
-        <w:t>a, M. Pavone, J. A. Keith, E. A. Carter, Ab Initio DFT+U Analysis of Oxygen Vacancy Formation and Migration in La</w:t>
+        <w:t>[9] A. M. Ritzmann, A. B. Muñoz-García, M. Pavone, J. A. Keith, E. A. Carter, Ab Initio DFT+U Analysis of Oxygen Vacancy Formation and Migration in La</w:t>
       </w:r>
       <w:r>
         <w:rPr>
@@ -3369,7 +3213,7 @@
           <w:sz w:val="18"/>
           <w:szCs w:val="18"/>
         </w:rPr>
-        <w:t>[12] V. R. Nallagatla et al., Interface-Type and Filamentary Switching Controlled by Crystal Orientation in Topotactic Phase Transition Driven Memristive Devices (SrFeO</w:t>
+        <w:t>[12] V. R. Nallagatla et al., Topotactic Phase Transition Driving Memristive Behavior (SrFeO</w:t>
       </w:r>
       <w:r>
         <w:rPr>
@@ -3423,7 +3267,7 @@
           <w:sz w:val="18"/>
           <w:szCs w:val="18"/>
         </w:rPr>
-        <w:t>[13] H. Tian et al., Nanoscale Topotactic Phase Transformation in SrFeO</w:t>
+        <w:t>[13] J. Tian et al., Nanoscale Topotactic Phase Transformation in SrFeO</w:t>
       </w:r>
       <w:r>
         <w:rPr>
@@ -3440,15 +3284,7 @@
           <w:sz w:val="18"/>
           <w:szCs w:val="18"/>
         </w:rPr>
-        <w:t xml:space="preserve"> </w:t>
-      </w:r>
-      <w:r>
-        <w:rPr>
-          <w:rFonts w:ascii="Arial" w:hAnsi="Arial" w:cs="Arial"/>
-          <w:sz w:val="18"/>
-          <w:szCs w:val="18"/>
-        </w:rPr>
-        <w:t>Epitaxial Thin Films for High-Density Resistive Switching Memory. Advanced Materials 31, 1903679 (2019).</w:t>
+        <w:t xml:space="preserve"> Epitaxial Thin Films for High-Density Resistive Switching Memory. Advanced Materials 31, 1903679 (2019).</w:t>
       </w:r>
     </w:p>
     <w:p>
@@ -3505,7 +3341,7 @@
           <w:sz w:val="18"/>
           <w:szCs w:val="18"/>
         </w:rPr>
-        <w:t>[15] N. Nizet et al., Analog control of La</w:t>
+        <w:t>[15] P. Nizet et al., Analog control of La</w:t>
       </w:r>
       <w:r>
         <w:rPr>
@@ -3792,15 +3628,7 @@
           <w:sz w:val="18"/>
           <w:szCs w:val="18"/>
         </w:rPr>
-        <w:t>[20] C. Baeumer, J. Li, Q. Lu et al. (with W</w:t>
-      </w:r>
-      <w:r>
-        <w:rPr>
-          <w:rFonts w:ascii="Arial" w:hAnsi="Arial" w:cs="Arial"/>
-          <w:sz w:val="18"/>
-          <w:szCs w:val="18"/>
-        </w:rPr>
-        <w:t>. C. Chueh), Tuning electrochemically driven surface transformation in atomically flat LaNiO</w:t>
+        <w:t>[20] C. Baeumer, J. Li, Q. Lu et al. (with W. C. Chueh), Tuning electrochemically driven surface transformation in atomically flat LaNiO</w:t>
       </w:r>
       <w:r>
         <w:rPr>
@@ -4733,15 +4561,7 @@
           <w:sz w:val="21"/>
           <w:szCs w:val="21"/>
         </w:rPr>
-        <w:t>Base fellowship € 2,187.50/month (minus host contribution) + foreign allowance USA (€ 1,892 single or € 2,528–</w:t>
-      </w:r>
-      <w:r>
-        <w:rPr>
-          <w:rFonts w:ascii="Arial" w:hAnsi="Arial" w:cs="Arial"/>
-          <w:sz w:val="21"/>
-          <w:szCs w:val="21"/>
-        </w:rPr>
-        <w:t>2,807 with family) + research cost allowance € 312.50/month + travel lump sums; family benefits (partner allowance € 205, child allowance € 400/100); afterwards optionally the Feodor Lynen Return Fellowship (up to 12 months, € 3,600/month) to bridge until group funding. Applications accepted at any time; selection meetings February/June/October; success rate approx. 40 %.</w:t>
+        <w:t>Base fellowship € 2,187.50/month (minus host contribution) + foreign allowance USA (€ 1,892 single or € 2,528–2,807 with family) + research cost allowance € 312.50/month + travel lump sums; family benefits (partner allowance € 205, child allowance € 400/100); afterwards optionally the Feodor Lynen Return Fellowship (up to 12 months, € 3,600/month) to bridge until group funding. Applications accepted at any time; selection meetings February/June/October; success rate approx. 40 %.</w:t>
       </w:r>
     </w:p>
     <w:sectPr>

--- a/Material_3_LSFO_LaSrFeO3/FeodorLynen_LSFO_EN.docx
+++ b/Material_3_LSFO_LaSrFeO3/FeodorLynen_LSFO_EN.docx
@@ -991,7 +991,7 @@
           <w:sz w:val="21"/>
           <w:szCs w:val="21"/>
         </w:rPr>
-        <w:t xml:space="preserve"> continuously from about 4 eV (x = 0) to below 1 eV (x = 0.5) [9] and increases the Fe–O covalency measurably in the O-K pre-edge of X-ray absorption [10, 11] – at unchanged perovskite structure. Both end members are documented switching materials: SrFeO</w:t>
+        <w:t xml:space="preserve"> continuously from about 4 eV (x = 0) to below 1 eV (x = 0.5) [9] – with the SrFeO3 end member similarly reducible [22] – and increases the Fe–O covalency measurably in the O-K pre-edge of X-ray absorption [10, 11] – at unchanged perovskite structure. Both end members are documented switching materials: SrFeO</w:t>
       </w:r>
       <w:r>
         <w:rPr>
@@ -1059,7 +1059,7 @@
           <w:sz w:val="21"/>
           <w:szCs w:val="21"/>
         </w:rPr>
-        <w:t xml:space="preserve">, a robust insulator, is only rudimentarily switching-active [14]. For the intermediate compositions, however, not a single memristor study exists – a gap secured by my systematic literature analysis. The closest existing work controls the conductivity of La</w:t>
+        <w:t xml:space="preserve">, a robust insulator, is only rudimentarily switching-active [14, 23]. For the intermediate compositions, however, not a single memristor study exists – a gap secured by my systematic literature analysis. The closest existing work controls the conductivity of La</w:t>
       </w:r>
       <w:r>
         <w:rPr>
@@ -3666,6 +3666,46 @@
           <w:szCs w:val="18"/>
         </w:rPr>
         <w:t>[21] M. Wuttig et al., Revisiting the Nature of Chemical Bonding in Chalcogenides to Explain and Design their Properties. Advanced Materials 35, 2208485 (2023).</w:t>
+      </w:r>
+    </w:p>
+    <w:p>
+      <w:pPr>
+        <w:spacing w:after="60"/>
+        <w:ind w:hanging="480"/>
+        <w:divId w:val="1197347534"/>
+        <w:rPr>
+          <w:rFonts w:ascii="Arial" w:hAnsi="Arial" w:cs="Arial"/>
+          <w:sz w:val="18"/>
+          <w:szCs w:val="18"/>
+        </w:rPr>
+      </w:pPr>
+      <w:r>
+        <w:rPr>
+          <w:rFonts w:ascii="Arial" w:hAnsi="Arial" w:cs="Arial"/>
+          <w:sz w:val="18"/>
+          <w:szCs w:val="18"/>
+        </w:rPr>
+        <w:t xml:space="preserve">[22] J. A. Santana, J. T. Krogel, P. R. C. Kent, F. A. Reboredo, Diffusion quantum Monte Carlo calculations of SrFeO3 and LaFeO3. The Journal of Chemical Physics 147, 034701 (2017).</w:t>
+      </w:r>
+    </w:p>
+    <w:p>
+      <w:pPr>
+        <w:spacing w:after="60"/>
+        <w:ind w:hanging="480"/>
+        <w:divId w:val="1197347534"/>
+        <w:rPr>
+          <w:rFonts w:ascii="Arial" w:hAnsi="Arial" w:cs="Arial"/>
+          <w:sz w:val="18"/>
+          <w:szCs w:val="18"/>
+        </w:rPr>
+      </w:pPr>
+      <w:r>
+        <w:rPr>
+          <w:rFonts w:ascii="Arial" w:hAnsi="Arial" w:cs="Arial"/>
+          <w:sz w:val="18"/>
+          <w:szCs w:val="18"/>
+        </w:rPr>
+        <w:t xml:space="preserve">[23] C. Song, H. Luo, J. Xu, Y. Song, Q. Hu, Density functional theory study on conduction mechanisms in LaFeO3 nanofibers for resistive random access memory. Ionics 32, 2427–2437 (2026).</w:t>
       </w:r>
     </w:p>
     <w:p>

--- a/Material_3_LSFO_LaSrFeO3/FeodorLynen_LSFO_EN.docx
+++ b/Material_3_LSFO_LaSrFeO3/FeodorLynen_LSFO_EN.docx
@@ -1025,7 +1025,7 @@
           <w:sz w:val="21"/>
           <w:szCs w:val="21"/>
         </w:rPr>
-        <w:t xml:space="preserve"> switches topotactically with ON/OFF ratios around 10</w:t>
+        <w:t xml:space="preserve"> switches topotactically – under inert Au/SrRuO3 electrode stacks – with ON/OFF ratios around 10</w:t>
       </w:r>
       <w:r>
         <w:rPr>

--- a/Material_3_LSFO_LaSrFeO3/FeodorLynen_LSFO_EN.docx
+++ b/Material_3_LSFO_LaSrFeO3/FeodorLynen_LSFO_EN.docx
@@ -1128,7 +1128,7 @@
           <w:sz w:val="21"/>
           <w:szCs w:val="21"/>
         </w:rPr>
-        <w:t xml:space="preserve"> of the switching window with doping [16, 17] – my central hypothesis is therefore that the usable switching window of LSFO is maximal at intermediate covalency (“Goldilocks zone”) and that this position can be predicted from the XAS covalency descriptor. A known design constraint is addressed head-on: near the Sr-rich end member the switching mechanism changes character (topotactic brownmillerite transition [12, 13]) – the series therefore doubles as a controlled approach to a mechanism boundary, which is itself charted rather than avoided.</w:t>
+        <w:t xml:space="preserve"> of the switching window with doping [16, 17] – my central hypothesis is therefore that the usable switching window of LSFO is maximal at intermediate covalency (“Goldilocks zone”) and that this position can be predicted from the XAS covalency descriptor. Because switching under inert electrode stacks is already demonstrated at the Sr-rich end, the unexplored intermediate series is an optimisation space rather than a feasibility risk: the project both maps the covalency correlation and optimises the switching window via the Sr content. A known design constraint is addressed head-on: near the Sr-rich end member the switching mechanism changes character (topotactic brownmillerite transition [12, 13]) – the series therefore doubles as a controlled approach to a mechanism boundary, which is itself charted rather than avoided.</w:t>
       </w:r>
     </w:p>
     <w:p>

--- a/Material_3_LSFO_LaSrFeO3/FeodorLynen_LSFO_EN.docx
+++ b/Material_3_LSFO_LaSrFeO3/FeodorLynen_LSFO_EN.docx
@@ -1133,6 +1133,24 @@
     </w:p>
     <w:p>
       <w:pPr>
+        <w:pStyle w:val="NormalWeb"/>
+        <w:rPr>
+          <w:rFonts w:ascii="Arial" w:hAnsi="Arial" w:cs="Arial"/>
+          <w:sz w:val="21"/>
+          <w:szCs w:val="21"/>
+        </w:rPr>
+      </w:pPr>
+      <w:r>
+        <w:rPr>
+          <w:rFonts w:ascii="Arial" w:hAnsi="Arial" w:cs="Arial"/>
+          <w:sz w:val="21"/>
+          <w:szCs w:val="21"/>
+        </w:rPr>
+        <w:t xml:space="preserve">Conceptual footing (sharpened after expert feedback, 08/2026): throughout this project, “covalency” is used in the quantitative sense of the charge-transfer/cluster-model framework – charge-transfer energy Δ, on-site Coulomb energy U and transfer integrals, in the Zaanen–Sawatzky–Allen classification [24] and as extracted compound by compound by the configuration-interaction analyses of Fujimori, Bocquet, Saitoh, Sarma and co-workers [25–28]. O-K pre-edge intensities serve as a relative, series-internal hybridisation measure only; their limits as an absolute covalency scale (core-hole effects, ligand-hole distribution, band effects) are treated explicitly [29], and the conflation of hybridisation with covalency that is common in the catalysis-descriptor literature is deliberately avoided – the descriptor scale of this project is calibrated against cluster-model analysis, not against pre-edge intensity alone.</w:t>
+      </w:r>
+    </w:p>
+    <w:p>
+      <w:pPr>
         <w:pStyle w:val="Heading2"/>
         <w:rPr>
           <w:rFonts w:ascii="Arial" w:eastAsia="Times New Roman" w:hAnsi="Arial" w:cs="Arial"/>
@@ -1178,6 +1196,25 @@
           <w:szCs w:val="21"/>
         </w:rPr>
         <w:t xml:space="preserve"> surfaces [20] – with Christoph Baeumer from the Jülich school as first author – furthermore demonstrates that the group routinely masters epitaxial perovskite model systems of the type proposed here and successfully integrates German postdocs. Direct SSRL access makes XAS campaigns plannable that in Europe cost months of lead time through competitive single proposals. Complementarily, I contribute the device side, from which the Stanford environment profits in turn: PLD process development, memristive device processing and statistically robust switching characterisation from five years at the Peter Grünberg Institute (PGI-7, group of Prof. Dittmann) [E1–E3]. The constellation is thus a genuine two-way transfer of knowledge. For complementary epitaxial growth questions, the environment of the Stanford Institute for Materials and Energy Sciences (SIMES) at SLAC is available. As a Bessel Research Award winner (2021), Prof. Chueh is a member of the Humboldt Network and has repeatedly hosted German postdocs – the host eligibility required by the programme is given.</w:t>
+      </w:r>
+    </w:p>
+    <w:p>
+      <w:pPr>
+        <w:pStyle w:val="NormalWeb"/>
+        <w:rPr>
+          <w:rFonts w:ascii="Arial" w:hAnsi="Arial" w:cs="Arial"/>
+          <w:sz w:val="21"/>
+          <w:szCs w:val="21"/>
+        </w:rPr>
+      </w:pPr>
+      <w:r>
+        <w:rPr>
+          <w:rFonts w:ascii="Arial" w:hAnsi="Arial" w:cs="Arial"/>
+          <w:sz w:val="21"/>
+          <w:szCs w:val="21"/>
+          <w:i/>
+        </w:rPr>
+        <w:t xml:space="preserve">[Host choice under review after first-hand feedback (08/2026): the Chueh group’s own perovskite/oxide-redox activities have largely moved on; the relevant lines are continued in alumni groups – C. Baeumer (University of Twente), Q. Lu (Westlake University), J. T. Mefford, D. Chen. If XAS quantification is the methodological core, a host with direct synchrotron access (e.g. PSI/SLS, MAX IV, Diamond, or a beamline-affiliated group) is a serious alternative. Re-validate and, if necessary, rewrite this section before submission.]</w:t>
       </w:r>
     </w:p>
     <w:p>
@@ -3706,6 +3743,126 @@
           <w:szCs w:val="18"/>
         </w:rPr>
         <w:t xml:space="preserve">[23] C. Song, H. Luo, J. Xu, Y. Song, Q. Hu, Density functional theory study on conduction mechanisms in LaFeO3 nanofibers for resistive random access memory. Ionics 32, 2427–2437 (2026).</w:t>
+      </w:r>
+    </w:p>
+    <w:p>
+      <w:pPr>
+        <w:spacing w:after="60"/>
+        <w:ind w:hanging="480"/>
+        <w:divId w:val="1197347534"/>
+        <w:rPr>
+          <w:rFonts w:ascii="Arial" w:hAnsi="Arial" w:cs="Arial"/>
+          <w:sz w:val="18"/>
+          <w:szCs w:val="18"/>
+        </w:rPr>
+      </w:pPr>
+      <w:r>
+        <w:rPr>
+          <w:rFonts w:ascii="Arial" w:hAnsi="Arial" w:cs="Arial"/>
+          <w:sz w:val="18"/>
+          <w:szCs w:val="18"/>
+        </w:rPr>
+        <w:t xml:space="preserve">[24] J. Zaanen, G. A. Sawatzky, J. W. Allen, Band gaps and electronic structure of transition-metal compounds. Physical Review Letters 55, 418–421 (1985).</w:t>
+      </w:r>
+    </w:p>
+    <w:p>
+      <w:pPr>
+        <w:spacing w:after="60"/>
+        <w:ind w:hanging="480"/>
+        <w:divId w:val="1197347534"/>
+        <w:rPr>
+          <w:rFonts w:ascii="Arial" w:hAnsi="Arial" w:cs="Arial"/>
+          <w:sz w:val="18"/>
+          <w:szCs w:val="18"/>
+        </w:rPr>
+      </w:pPr>
+      <w:r>
+        <w:rPr>
+          <w:rFonts w:ascii="Arial" w:hAnsi="Arial" w:cs="Arial"/>
+          <w:sz w:val="18"/>
+          <w:szCs w:val="18"/>
+        </w:rPr>
+        <w:t xml:space="preserve">[25] A. Fujimori, F. Minami, Valence-band photoemission and optical absorption in nickel compounds. Physical Review B 30, 957–971 (1984).</w:t>
+      </w:r>
+    </w:p>
+    <w:p>
+      <w:pPr>
+        <w:spacing w:after="60"/>
+        <w:ind w:hanging="480"/>
+        <w:divId w:val="1197347534"/>
+        <w:rPr>
+          <w:rFonts w:ascii="Arial" w:hAnsi="Arial" w:cs="Arial"/>
+          <w:sz w:val="18"/>
+          <w:szCs w:val="18"/>
+        </w:rPr>
+      </w:pPr>
+      <w:r>
+        <w:rPr>
+          <w:rFonts w:ascii="Arial" w:hAnsi="Arial" w:cs="Arial"/>
+          <w:sz w:val="18"/>
+          <w:szCs w:val="18"/>
+        </w:rPr>
+        <w:t xml:space="preserve">[26] A. E. Bocquet, T. Mizokawa, T. Saitoh, H. Namatame, A. Fujimori, Electronic structure of 3d-transition-metal compounds by analysis of the 2p core-level photoemission spectra. Physical Review B 46, 3771–3784 (1992).</w:t>
+      </w:r>
+    </w:p>
+    <w:p>
+      <w:pPr>
+        <w:spacing w:after="60"/>
+        <w:ind w:hanging="480"/>
+        <w:divId w:val="1197347534"/>
+        <w:rPr>
+          <w:rFonts w:ascii="Arial" w:hAnsi="Arial" w:cs="Arial"/>
+          <w:sz w:val="18"/>
+          <w:szCs w:val="18"/>
+        </w:rPr>
+      </w:pPr>
+      <w:r>
+        <w:rPr>
+          <w:rFonts w:ascii="Arial" w:hAnsi="Arial" w:cs="Arial"/>
+          <w:sz w:val="18"/>
+          <w:szCs w:val="18"/>
+        </w:rPr>
+        <w:t xml:space="preserve">[27] T. Saitoh, A. E. Bocquet, T. Mizokawa, A. Fujimori, Systematic variation of the electronic structure of 3d transition-metal compounds. Physical Review B 52, 7934–7938 (1995).</w:t>
+      </w:r>
+    </w:p>
+    <w:p>
+      <w:pPr>
+        <w:spacing w:after="60"/>
+        <w:ind w:hanging="480"/>
+        <w:divId w:val="1197347534"/>
+        <w:rPr>
+          <w:rFonts w:ascii="Arial" w:hAnsi="Arial" w:cs="Arial"/>
+          <w:sz w:val="18"/>
+          <w:szCs w:val="18"/>
+        </w:rPr>
+      </w:pPr>
+      <w:r>
+        <w:rPr>
+          <w:rFonts w:ascii="Arial" w:hAnsi="Arial" w:cs="Arial"/>
+          <w:sz w:val="18"/>
+          <w:szCs w:val="18"/>
+        </w:rPr>
+        <w:t xml:space="preserve">[28] S. Nimkar, D. D. Sarma, H. R. Krishnamurthy, S. Ramasesha, Mean-field results of the multiple-band extended Hubbard model for the square-planar CuO2 lattice. Physical Review B 48, 7355–7363 (1993).</w:t>
+      </w:r>
+    </w:p>
+    <w:p>
+      <w:pPr>
+        <w:spacing w:after="60"/>
+        <w:ind w:hanging="480"/>
+        <w:divId w:val="1197347534"/>
+        <w:rPr>
+          <w:rFonts w:ascii="Arial" w:hAnsi="Arial" w:cs="Arial"/>
+          <w:sz w:val="18"/>
+          <w:szCs w:val="18"/>
+        </w:rPr>
+      </w:pPr>
+      <w:r>
+        <w:rPr>
+          <w:rFonts w:ascii="Arial" w:hAnsi="Arial" w:cs="Arial"/>
+          <w:sz w:val="18"/>
+          <w:szCs w:val="18"/>
+        </w:rPr>
+        <w:t xml:space="preserve">[29] F. M. F. de Groot, X-ray absorption and dichroism of transition metals and their compounds. Journal of Electron Spectroscopy and Related Phenomena 67, 529–622 (1994).</w:t>
       </w:r>
     </w:p>
     <w:p>

--- a/Material_3_LSFO_LaSrFeO3/FeodorLynen_LSFO_EN.docx
+++ b/Material_3_LSFO_LaSrFeO3/FeodorLynen_LSFO_EN.docx
@@ -1146,7 +1146,15 @@
           <w:sz w:val="21"/>
           <w:szCs w:val="21"/>
         </w:rPr>
-        <w:t xml:space="preserve">Conceptual footing (sharpened after expert feedback, 08/2026): throughout this project, “covalency” is used in the quantitative sense of the charge-transfer/cluster-model framework – charge-transfer energy Δ, on-site Coulomb energy U and transfer integrals, in the Zaanen–Sawatzky–Allen classification [24] and as extracted compound by compound by the configuration-interaction analyses of Fujimori, Bocquet, Saitoh, Sarma and co-workers [25–28]. O-K pre-edge intensities serve as a relative, series-internal hybridisation measure only; their limits as an absolute covalency scale (core-hole effects, ligand-hole distribution, band effects) are treated explicitly [29], and the conflation of hybridisation with covalency that is common in the catalysis-descriptor literature is deliberately avoided – the descriptor scale of this project is calibrated against cluster-model analysis, not against pre-edge intensity alone.</w:t>
+        <w:t xml:space="preserve">Conceptual footing (sharpened after expert feedback, 08/2026): throughout this project, “covalency” is used in the quantitative sense of the charge-transfer/cluster-model framework – charge-transfer energy Δ, on-site Coulomb energy U and transfer integrals, in the Zaanen–Sawatzky–Allen classification [24] and as extracted compound by compound by the configuration-interaction analyses of Fujimori, Bocquet, Saitoh, Sarma and co-workers [25–28]. O-K pre-edge intensities serve as a relative, series-internal hybridisation measure only; their limits as an absolute covalency scale (core-hole effects, ligand-hole distribution, band effects) are treated explicitly [29], and the conflation of hybridisation with covalency that is common in the catalysis-descriptor literature is deliberately avoided – </w:t>
+      </w:r>
+      <w:r>
+        <w:rPr>
+          <w:rFonts w:ascii="Arial" w:hAnsi="Arial" w:cs="Arial"/>
+          <w:sz w:val="21"/>
+          <w:szCs w:val="21"/>
+        </w:rPr>
+        <w:t xml:space="preserve">the descriptor scale of this project is calibrated against cluster-model analysis, not against pre-edge intensity alone. System-specific parameter status (re-screening, 09.08.2026): the CI parameter basis of this series is among the strongest of any oxide family – both end members are quantitatively anchored, LaFeO3 with positive Δ and SrFeO3 with negative charge-transfer energy [30], recently reconfirmed by HAXPES (Δ ≈ −1.0 eV) [31], and series spectroscopy with CI anchoring exists [32]; the series thus crosses the sign of Δ, the conceptually richest descriptor axis of the portfolio.</w:t>
       </w:r>
     </w:p>
     <w:p>
@@ -3863,6 +3871,66 @@
           <w:szCs w:val="18"/>
         </w:rPr>
         <w:t xml:space="preserve">[29] F. M. F. de Groot, X-ray absorption and dichroism of transition metals and their compounds. Journal of Electron Spectroscopy and Related Phenomena 67, 529–622 (1994).</w:t>
+      </w:r>
+    </w:p>
+    <w:p>
+      <w:pPr>
+        <w:spacing w:after="60"/>
+        <w:ind w:hanging="480"/>
+        <w:divId w:val="1197347534"/>
+        <w:rPr>
+          <w:rFonts w:ascii="Arial" w:hAnsi="Arial" w:cs="Arial"/>
+          <w:sz w:val="18"/>
+          <w:szCs w:val="18"/>
+        </w:rPr>
+      </w:pPr>
+      <w:r>
+        <w:rPr>
+          <w:rFonts w:ascii="Arial" w:hAnsi="Arial" w:cs="Arial"/>
+          <w:sz w:val="18"/>
+          <w:szCs w:val="18"/>
+        </w:rPr>
+        <w:t xml:space="preserve">[30] A. E. Bocquet, A. Fujimori, T. Mizokawa, T. Saitoh, H. Namatame, S. Suga, N. Kimizuka, Y. Takeda, M. Takano, Electronic structure of SrFe4+O3 and related Fe perovskite oxides. Physical Review B 45, 1561–1570 (1992).</w:t>
+      </w:r>
+    </w:p>
+    <w:p>
+      <w:pPr>
+        <w:spacing w:after="60"/>
+        <w:ind w:hanging="480"/>
+        <w:divId w:val="1197347534"/>
+        <w:rPr>
+          <w:rFonts w:ascii="Arial" w:hAnsi="Arial" w:cs="Arial"/>
+          <w:sz w:val="18"/>
+          <w:szCs w:val="18"/>
+        </w:rPr>
+      </w:pPr>
+      <w:r>
+        <w:rPr>
+          <w:rFonts w:ascii="Arial" w:hAnsi="Arial" w:cs="Arial"/>
+          <w:sz w:val="18"/>
+          <w:szCs w:val="18"/>
+        </w:rPr>
+        <w:t xml:space="preserve">[31] D. Takegami et al., Negative charge-transfer energy in SrFeO3 revisited with hard x-ray photoemission spectroscopy. Physical Review B 109, 235138 (2024).</w:t>
+      </w:r>
+    </w:p>
+    <w:p>
+      <w:pPr>
+        <w:spacing w:after="60"/>
+        <w:ind w:hanging="480"/>
+        <w:divId w:val="1197347534"/>
+        <w:rPr>
+          <w:rFonts w:ascii="Arial" w:hAnsi="Arial" w:cs="Arial"/>
+          <w:sz w:val="18"/>
+          <w:szCs w:val="18"/>
+        </w:rPr>
+      </w:pPr>
+      <w:r>
+        <w:rPr>
+          <w:rFonts w:ascii="Arial" w:hAnsi="Arial" w:cs="Arial"/>
+          <w:sz w:val="18"/>
+          <w:szCs w:val="18"/>
+        </w:rPr>
+        <w:t xml:space="preserve">[32] H. Wadati et al., Hole-doping-induced changes in the electronic structure of La1-xSrxFeO3: soft x-ray photoemission and absorption study of epitaxial thin films. Physical Review B 71, 035108 (2005).</w:t>
       </w:r>
     </w:p>
     <w:p>

--- a/Material_3_LSFO_LaSrFeO3/FeodorLynen_LSFO_EN.docx
+++ b/Material_3_LSFO_LaSrFeO3/FeodorLynen_LSFO_EN.docx
@@ -1159,6 +1159,60 @@
     </w:p>
     <w:p>
       <w:pPr>
+        <w:pStyle w:val="NormalWeb"/>
+        <w:rPr>
+          <w:rFonts w:ascii="Arial" w:hAnsi="Arial" w:cs="Arial"/>
+          <w:sz w:val="21"/>
+          <w:szCs w:val="21"/>
+        </w:rPr>
+      </w:pPr>
+      <w:r>
+        <w:rPr>
+          <w:rFonts w:ascii="Arial" w:hAnsi="Arial" w:cs="Arial"/>
+          <w:sz w:val="21"/>
+          <w:szCs w:val="21"/>
+        </w:rPr>
+        <w:t xml:space="preserve">Methodological platform (added 08/2026) – one wafer, one map: beyond discrete samples, the composition series is realised as a single wafer carrying a continuous lateral cation-stoichiometry gradient, grown in continuous-compositional-spread mode [33] on a large-area PLD system of the type I have already used for wafer-scale memristive heterostructures [E3]; combinatorial hardware of this class covers substrates up to four inches [34], and epitaxial perovskite composition spreads are established [35]. Spatially resolved soft XAS turns such a wafer into a continuous covalency map – on-the-fly L-edge mapping of a combinatorial spread with a 0.5 mm beam has recently been demonstrated [36], and beamlines built for automated high-throughput NEXAFS exist for exactly this duty cycle [37] – while automated prober mapping of device arrays along the same gradient track yields the corresponding switching map [38]. With a 0.2–0.5 mm beam footprint on a 50 mm gradient, one wafer carries 100–250 independent composition points; the limiting quantity is the composition calibration map (XRF/WDS), not the beam. The known pitfalls are addressed by design: slit-synchronised scanning decouples composition from thickness [33], cation transfer is fluence- and pO2-sensitive and therefore calibrated per position [39], and structural quality across the wafer is mapped rather than assumed.</w:t>
+      </w:r>
+    </w:p>
+    <w:p>
+      <w:pPr>
+        <w:pStyle w:val="NormalWeb"/>
+        <w:rPr>
+          <w:rFonts w:ascii="Arial" w:hAnsi="Arial" w:cs="Arial"/>
+          <w:sz w:val="21"/>
+          <w:szCs w:val="21"/>
+        </w:rPr>
+      </w:pPr>
+      <w:r>
+        <w:rPr>
+          <w:rFonts w:ascii="Arial" w:hAnsi="Arial" w:cs="Arial"/>
+          <w:sz w:val="21"/>
+          <w:szCs w:val="21"/>
+        </w:rPr>
+        <w:t xml:space="preserve">The same wafer turns the weakest link of the descriptor chain into a measurement. Equilibrated at a defined oxygen partial pressure and temperature, every position adopts its own non-stoichiometry δ; mapping the transition-metal valence in the same XAS scan yields δ(x; pO2, T), and repeating this across oxidising and reducing conditions gives the reduction enthalpy ΔHred(x) – an experimentally determined vacancy-formation energy measured on the same spots, the same sample and the same growth run as the covalency descriptor. To be precise about what spectroscopy delivers: XAS gives valence, not an absolute oxygen content, so the map is calibrated against anchor points from chemical capacitance [40], chemical expansion (high-temperature XRD) or a reference of known stoichiometry; optical absorption provides a second, fully imageable δ read-out [42]. Thin-film defect chemistry of exactly this type is established for ceria films [40] and for (La,Sr)FeO3-δ films [41], and the composition-dependent reduction enthalpy of the SrTi1-xFexO3-δ solid solution is the natural validation target: if the gradient wafer reproduces that published curve, the method is proven, and only then does the co-located descriptor measurement carry weight. The covalency→EV link, which for most systems currently rests on calculation rather than experiment, thereby becomes a directly measured correlation whose predictive quality can be quantified per composition instead of asserted.</w:t>
+      </w:r>
+    </w:p>
+    <w:p>
+      <w:pPr>
+        <w:pStyle w:val="NormalWeb"/>
+        <w:rPr>
+          <w:rFonts w:ascii="Arial" w:hAnsi="Arial" w:cs="Arial"/>
+          <w:sz w:val="21"/>
+          <w:szCs w:val="21"/>
+        </w:rPr>
+      </w:pPr>
+      <w:r>
+        <w:rPr>
+          <w:rFonts w:ascii="Arial" w:hAnsi="Arial" w:cs="Arial"/>
+          <w:sz w:val="21"/>
+          <w:szCs w:val="21"/>
+        </w:rPr>
+        <w:t xml:space="preserve">Three constraints are taken seriously from the outset. (i) Detection under gas: total-electron yield collapses above a few mbar; Auger yield through a differentially pumped analyser carries to roughly 25 mbar and windowed fluorescence yield to ambient pressure, the latter at the price of self-absorption corrections at the transition-metal L edges. Ambient-pressure NEXAFS endstations built for this envelope exist and are combined with high-throughput operation [37]. (ii) Surface versus bulk: electron and Auger yield probe only the outer nanometres, precisely where enrichment and reconstruction may occur under high temperature and oxygen pressure, so bulk-sensitive fluorescence yield is recorded alongside and film thicknesses kept small. (iii) Radiation dose: soft-X-ray photoreduction of Ce, Mn, Fe and Co drives the valence in the same direction as the gas-induced reduction under study, so dose series, defocused fast scans and fresh-spot rastering are part of the protocol rather than an afterthought. Where electrochemical δ control is required, it needs an ion-conducting substrate stack and is therefore a deliberate choice for dedicated calibration wafers, not the default of the epitaxial gradient series. An ex-situ equilibrate-quench-measure route remains available as a fallback where δ is frozen in, which is defensible for titanates and manganites and marginal for cobaltites, ceria and YBCO.</w:t>
+      </w:r>
+    </w:p>
+    <w:p>
+      <w:pPr>
         <w:pStyle w:val="Heading2"/>
         <w:rPr>
           <w:rFonts w:ascii="Arial" w:eastAsia="Times New Roman" w:hAnsi="Arial" w:cs="Arial"/>
@@ -1365,55 +1419,6 @@
         </w:rPr>
         <w:t>Milestone M1 (month 10): validated sample series with complete descriptor set.</w:t>
       </w:r>
-    </w:p>
-    <w:p>
-      <w:pPr>
-        <w:pStyle w:val="Heading3"/>
-        <w:rPr>
-          <w:rFonts w:ascii="Arial" w:eastAsia="Times New Roman" w:hAnsi="Arial" w:cs="Arial"/>
-        </w:rPr>
-      </w:pPr>
-      <w:r>
-        <w:rPr>
-          <w:rFonts w:ascii="Arial" w:eastAsia="Times New Roman" w:hAnsi="Arial" w:cs="Arial"/>
-        </w:rPr>
-        <w:t>WP2 – Devices and switching characterisation (months 8–18)</w:t>
-      </w:r>
-    </w:p>
-    <w:p>
-      <w:pPr>
-        <w:pStyle w:val="NormalWeb"/>
-        <w:rPr>
-          <w:rFonts w:ascii="Arial" w:hAnsi="Arial" w:cs="Arial"/>
-          <w:sz w:val="21"/>
-          <w:szCs w:val="21"/>
-        </w:rPr>
-      </w:pPr>
-      <w:r>
-        <w:rPr>
-          <w:rFonts w:ascii="Arial" w:hAnsi="Arial" w:cs="Arial"/>
-          <w:sz w:val="21"/>
-          <w:szCs w:val="21"/>
-        </w:rPr>
-        <w:t>Processing of identical Pt/LSFO/Nb:SrTiO</w:t>
-      </w:r>
-      <w:r>
-        <w:rPr>
-          <w:rFonts w:ascii="Arial" w:hAnsi="Arial" w:cs="Arial"/>
-          <w:sz w:val="21"/>
-          <w:szCs w:val="21"/>
-          <w:vertAlign w:val="subscript"/>
-        </w:rPr>
-        <w:t>3</w:t>
-      </w:r>
-      <w:r>
-        <w:rPr>
-          <w:rFonts w:ascii="Arial" w:hAnsi="Arial" w:cs="Arial"/>
-          <w:sz w:val="21"/>
-          <w:szCs w:val="21"/>
-        </w:rPr>
-        <w:t xml:space="preserve"> cell arrays (≥ 30 cells per composition) with photolithographic patterning; quasistatic and pulsed switching characterisation following the statistics protocol established in my doctorate (ON/OFF at defined read-out voltage, forming requirement, switching kinetics, temperature-accelerated retention, endurance). </w:t>
-      </w:r>
       <w:r>
         <w:rPr>
           <w:rFonts w:ascii="Arial" w:hAnsi="Arial" w:cs="Arial"/>
@@ -1422,7 +1427,7 @@
           <w:sz w:val="21"/>
           <w:szCs w:val="21"/>
         </w:rPr>
-        <w:t>Milestone M2 (month 18): switching figures of merit as a function of x with robust statistics.</w:t>
+        <w:t xml:space="preserve"> In parallel with the discrete samples, a gradient wafer of the same system is grown in continuous-compositional-spread mode [33, 34] and calibrated position by position (XRF/WDS composition map, XRR thickness, XRD structural quality); the discrete series remains the backbone of the analysis, the gradient wafer is the throughput accelerator and the carrier of the defect-chemical titration in WP3.</w:t>
       </w:r>
     </w:p>
     <w:p>
@@ -1436,7 +1441,7 @@
         <w:rPr>
           <w:rFonts w:ascii="Arial" w:eastAsia="Times New Roman" w:hAnsi="Arial" w:cs="Arial"/>
         </w:rPr>
-        <w:t>WP3 – Correlation, operando validation and publication (months 16–24)</w:t>
+        <w:t>WP2 – Devices and switching characterisation (months 8–18)</w:t>
       </w:r>
     </w:p>
     <w:p>
@@ -1454,41 +1459,24 @@
           <w:sz w:val="21"/>
           <w:szCs w:val="21"/>
         </w:rPr>
-        <w:t>Correlation analysis covalency (XAS) ↔ E</w:t>
-      </w:r>
-      <w:r>
-        <w:rPr>
-          <w:rFonts w:ascii="Arial" w:hAnsi="Arial" w:cs="Arial"/>
-          <w:sz w:val="21"/>
-          <w:szCs w:val="21"/>
-          <w:vertAlign w:val="subscript"/>
-        </w:rPr>
-        <w:t>V</w:t>
-      </w:r>
-      <w:r>
-        <w:rPr>
-          <w:rFonts w:ascii="Arial" w:hAnsi="Arial" w:cs="Arial"/>
-          <w:sz w:val="21"/>
-          <w:szCs w:val="21"/>
-        </w:rPr>
-        <w:t xml:space="preserve"> (literature DFT [9]) ↔ switching metrics; test of the optimum hypothesis. Second SSRL campaign: XAS on switched cells (ex-situ before/after switching, operando if successful) to verify that the composition-dependent differences indeed rest on different V</w:t>
-      </w:r>
-      <w:r>
-        <w:rPr>
-          <w:rFonts w:ascii="Arial" w:hAnsi="Arial" w:cs="Arial"/>
-          <w:sz w:val="21"/>
-          <w:szCs w:val="21"/>
-          <w:vertAlign w:val="subscript"/>
-        </w:rPr>
-        <w:t>O</w:t>
-      </w:r>
-      <w:r>
-        <w:rPr>
-          <w:rFonts w:ascii="Arial" w:hAnsi="Arial" w:cs="Arial"/>
-          <w:sz w:val="21"/>
-          <w:szCs w:val="21"/>
-        </w:rPr>
-        <w:t xml:space="preserve"> dynamics. Publication of the first covalency-resolved memristor study of a perovskite series; dataset released following FAIR principles. </w:t>
+        <w:t>Processing of identical Pt/LSFO/Nb:SrTiO</w:t>
+      </w:r>
+      <w:r>
+        <w:rPr>
+          <w:rFonts w:ascii="Arial" w:hAnsi="Arial" w:cs="Arial"/>
+          <w:sz w:val="21"/>
+          <w:szCs w:val="21"/>
+          <w:vertAlign w:val="subscript"/>
+        </w:rPr>
+        <w:t>3</w:t>
+      </w:r>
+      <w:r>
+        <w:rPr>
+          <w:rFonts w:ascii="Arial" w:hAnsi="Arial" w:cs="Arial"/>
+          <w:sz w:val="21"/>
+          <w:szCs w:val="21"/>
+        </w:rPr>
+        <w:t xml:space="preserve"> cell arrays (≥ 30 cells per composition) with photolithographic patterning; quasistatic and pulsed switching characterisation following the statistics protocol established in my doctorate (ON/OFF at defined read-out voltage, forming requirement, switching kinetics, temperature-accelerated retention, endurance). </w:t>
       </w:r>
       <w:r>
         <w:rPr>
@@ -1498,7 +1486,93 @@
           <w:sz w:val="21"/>
           <w:szCs w:val="21"/>
         </w:rPr>
+        <w:t>Milestone M2 (month 18): switching figures of merit as a function of x with robust statistics.</w:t>
+      </w:r>
+    </w:p>
+    <w:p>
+      <w:pPr>
+        <w:pStyle w:val="Heading3"/>
+        <w:rPr>
+          <w:rFonts w:ascii="Arial" w:eastAsia="Times New Roman" w:hAnsi="Arial" w:cs="Arial"/>
+        </w:rPr>
+      </w:pPr>
+      <w:r>
+        <w:rPr>
+          <w:rFonts w:ascii="Arial" w:eastAsia="Times New Roman" w:hAnsi="Arial" w:cs="Arial"/>
+        </w:rPr>
+        <w:t>WP3 – Correlation, operando validation and publication (months 16–24)</w:t>
+      </w:r>
+    </w:p>
+    <w:p>
+      <w:pPr>
+        <w:pStyle w:val="NormalWeb"/>
+        <w:rPr>
+          <w:rFonts w:ascii="Arial" w:hAnsi="Arial" w:cs="Arial"/>
+          <w:sz w:val="21"/>
+          <w:szCs w:val="21"/>
+        </w:rPr>
+      </w:pPr>
+      <w:r>
+        <w:rPr>
+          <w:rFonts w:ascii="Arial" w:hAnsi="Arial" w:cs="Arial"/>
+          <w:sz w:val="21"/>
+          <w:szCs w:val="21"/>
+        </w:rPr>
+        <w:t>Correlation analysis covalency (XAS) ↔ E</w:t>
+      </w:r>
+      <w:r>
+        <w:rPr>
+          <w:rFonts w:ascii="Arial" w:hAnsi="Arial" w:cs="Arial"/>
+          <w:sz w:val="21"/>
+          <w:szCs w:val="21"/>
+          <w:vertAlign w:val="subscript"/>
+        </w:rPr>
+        <w:t>V</w:t>
+      </w:r>
+      <w:r>
+        <w:rPr>
+          <w:rFonts w:ascii="Arial" w:hAnsi="Arial" w:cs="Arial"/>
+          <w:sz w:val="21"/>
+          <w:szCs w:val="21"/>
+        </w:rPr>
+        <w:t xml:space="preserve"> (literature DFT [9]) ↔ switching metrics; test of the optimum hypothesis. Second SSRL campaign: XAS on switched cells (ex-situ before/after switching, operando if successful) to verify that the composition-dependent differences indeed rest on different V</w:t>
+      </w:r>
+      <w:r>
+        <w:rPr>
+          <w:rFonts w:ascii="Arial" w:hAnsi="Arial" w:cs="Arial"/>
+          <w:sz w:val="21"/>
+          <w:szCs w:val="21"/>
+          <w:vertAlign w:val="subscript"/>
+        </w:rPr>
+        <w:t>O</w:t>
+      </w:r>
+      <w:r>
+        <w:rPr>
+          <w:rFonts w:ascii="Arial" w:hAnsi="Arial" w:cs="Arial"/>
+          <w:sz w:val="21"/>
+          <w:szCs w:val="21"/>
+        </w:rPr>
+        <w:t xml:space="preserve"> dynamics. Publication of the first covalency-resolved memristor study of a perovskite series; dataset released following FAIR principles. </w:t>
+      </w:r>
+      <w:r>
+        <w:rPr>
+          <w:rFonts w:ascii="Arial" w:hAnsi="Arial" w:cs="Arial"/>
+          <w:i/>
+          <w:iCs/>
+          <w:sz w:val="21"/>
+          <w:szCs w:val="21"/>
+        </w:rPr>
         <w:t>Milestone M3 (month 24): submitted publication(s), public dataset.</w:t>
+      </w:r>
+      <w:r>
+        <w:rPr>
+          <w:rFonts w:ascii="Arial" w:hAnsi="Arial" w:cs="Arial"/>
+          <w:i/>
+          <w:iCs/>
+          <w:sz w:val="21"/>
+          <w:szCs w:val="21"/>
+        </w:rPr>
+        <w:t xml:space="preserve"> On the gradient wafer, the defect-chemical gas titration introduced in Section 1 is carried out: δ(x; pO2, T) from oxidising and reducing equilibria yields ΔHred(x) and thus a covalency↔EV correlation measured spot-by-spot against the descriptor on one and the same sample [37], with equilibrium and radiation-dose controls preceding any descriptor claim.</w:t>
       </w:r>
     </w:p>
     <w:p>
@@ -3931,6 +4005,206 @@
           <w:szCs w:val="18"/>
         </w:rPr>
         <w:t xml:space="preserve">[32] H. Wadati et al., Hole-doping-induced changes in the electronic structure of La1-xSrxFeO3: soft x-ray photoemission and absorption study of epitaxial thin films. Physical Review B 71, 035108 (2005).</w:t>
+      </w:r>
+    </w:p>
+    <w:p>
+      <w:pPr>
+        <w:spacing w:after="60"/>
+        <w:ind w:hanging="480"/>
+        <w:divId w:val="1197347534"/>
+        <w:rPr>
+          <w:rFonts w:ascii="Arial" w:hAnsi="Arial" w:cs="Arial"/>
+          <w:sz w:val="18"/>
+          <w:szCs w:val="18"/>
+        </w:rPr>
+      </w:pPr>
+      <w:r>
+        <w:rPr>
+          <w:rFonts w:ascii="Arial" w:hAnsi="Arial" w:cs="Arial"/>
+          <w:sz w:val="18"/>
+          <w:szCs w:val="18"/>
+        </w:rPr>
+        <w:t xml:space="preserve">[33] H. M. Christen, C. M. Rouleau, I. Ohkubo, H. Y. Zhai, H. N. Lee, S. Sathyamurthy, D. H. Lowndes, An improved continuous compositional-spread technique based on pulsed-laser deposition and applicable to large substrate areas. Review of Scientific Instruments 74, 4058–4062 (2003).</w:t>
+      </w:r>
+    </w:p>
+    <w:p>
+      <w:pPr>
+        <w:spacing w:after="60"/>
+        <w:ind w:hanging="480"/>
+        <w:divId w:val="1197347534"/>
+        <w:rPr>
+          <w:rFonts w:ascii="Arial" w:hAnsi="Arial" w:cs="Arial"/>
+          <w:sz w:val="18"/>
+          <w:szCs w:val="18"/>
+        </w:rPr>
+      </w:pPr>
+      <w:r>
+        <w:rPr>
+          <w:rFonts w:ascii="Arial" w:hAnsi="Arial" w:cs="Arial"/>
+          <w:sz w:val="18"/>
+          <w:szCs w:val="18"/>
+        </w:rPr>
+        <w:t xml:space="preserve">[34] M. Lorenz, H. Hochmuth, H. von Wenckstern, M. Grundmann, Flexible hardware concept of pulsed laser deposition for large areas and combinatorial composition spreads. Review of Scientific Instruments 94, 083905 (2023).</w:t>
+      </w:r>
+    </w:p>
+    <w:p>
+      <w:pPr>
+        <w:spacing w:after="60"/>
+        <w:ind w:hanging="480"/>
+        <w:divId w:val="1197347534"/>
+        <w:rPr>
+          <w:rFonts w:ascii="Arial" w:hAnsi="Arial" w:cs="Arial"/>
+          <w:sz w:val="18"/>
+          <w:szCs w:val="18"/>
+        </w:rPr>
+      </w:pPr>
+      <w:r>
+        <w:rPr>
+          <w:rFonts w:ascii="Arial" w:hAnsi="Arial" w:cs="Arial"/>
+          <w:sz w:val="18"/>
+          <w:szCs w:val="18"/>
+        </w:rPr>
+        <w:t xml:space="preserve">[35] A. Venimadhav, K. A. Yates, M. G. Blamire, Scanning Raman Spectroscopy for Characterizing Compositionally Spread Films. Journal of Combinatorial Chemistry 7, 85–89 (2005).</w:t>
+      </w:r>
+    </w:p>
+    <w:p>
+      <w:pPr>
+        <w:spacing w:after="60"/>
+        <w:ind w:hanging="480"/>
+        <w:divId w:val="1197347534"/>
+        <w:rPr>
+          <w:rFonts w:ascii="Arial" w:hAnsi="Arial" w:cs="Arial"/>
+          <w:sz w:val="18"/>
+          <w:szCs w:val="18"/>
+        </w:rPr>
+      </w:pPr>
+      <w:r>
+        <w:rPr>
+          <w:rFonts w:ascii="Arial" w:hAnsi="Arial" w:cs="Arial"/>
+          <w:sz w:val="18"/>
+          <w:szCs w:val="18"/>
+        </w:rPr>
+        <w:t xml:space="preserve">[36] Y. Yamasaki, N. Sasabe, Y. Ishii, Y. Sekiguchi, A. Sumiyoshiya, Y. Tanimoto, Y. Kotani, T. Nakamura, H. Nomura, High-throughput mapping of magnetic properties via the on-the-fly XMCD spectroscopy in a combinatorial Fe-Co-Ni film. Science and Technology of Advanced Materials: Methods 5, 2544528 (2025). [volume/article number from a single source – verify before submission]</w:t>
+      </w:r>
+    </w:p>
+    <w:p>
+      <w:pPr>
+        <w:spacing w:after="60"/>
+        <w:ind w:hanging="480"/>
+        <w:divId w:val="1197347534"/>
+        <w:rPr>
+          <w:rFonts w:ascii="Arial" w:hAnsi="Arial" w:cs="Arial"/>
+          <w:sz w:val="18"/>
+          <w:szCs w:val="18"/>
+        </w:rPr>
+      </w:pPr>
+      <w:r>
+        <w:rPr>
+          <w:rFonts w:ascii="Arial" w:hAnsi="Arial" w:cs="Arial"/>
+          <w:sz w:val="18"/>
+          <w:szCs w:val="18"/>
+        </w:rPr>
+        <w:t xml:space="preserve">[37] D. C. Grinter, P. Ferrer, F. Venturini, M. A. van Spronsen, A. I. Large et al., VerSoX B07-B: a high-throughput XPS and ambient pressure NEXAFS beamline at Diamond Light Source. Journal of Synchrotron Radiation 31, 578–589 (2024).</w:t>
+      </w:r>
+    </w:p>
+    <w:p>
+      <w:pPr>
+        <w:spacing w:after="60"/>
+        <w:ind w:hanging="480"/>
+        <w:divId w:val="1197347534"/>
+        <w:rPr>
+          <w:rFonts w:ascii="Arial" w:hAnsi="Arial" w:cs="Arial"/>
+          <w:sz w:val="18"/>
+          <w:szCs w:val="18"/>
+        </w:rPr>
+      </w:pPr>
+      <w:r>
+        <w:rPr>
+          <w:rFonts w:ascii="Arial" w:hAnsi="Arial" w:cs="Arial"/>
+          <w:sz w:val="18"/>
+          <w:szCs w:val="18"/>
+        </w:rPr>
+        <w:t xml:space="preserve">[38] M. Tang, L. Dai, M. Cheng, Y. Zhang, Y. Wang et al., High-Throughput Screening Thickness-Dependent Resistive Switching in SrTiO3 Thin Films for Robust Electronic Synapse. Advanced Functional Materials 33, 2213874 (2023).</w:t>
+      </w:r>
+    </w:p>
+    <w:p>
+      <w:pPr>
+        <w:spacing w:after="60"/>
+        <w:ind w:hanging="480"/>
+        <w:divId w:val="1197347534"/>
+        <w:rPr>
+          <w:rFonts w:ascii="Arial" w:hAnsi="Arial" w:cs="Arial"/>
+          <w:sz w:val="18"/>
+          <w:szCs w:val="18"/>
+        </w:rPr>
+      </w:pPr>
+      <w:r>
+        <w:rPr>
+          <w:rFonts w:ascii="Arial" w:hAnsi="Arial" w:cs="Arial"/>
+          <w:sz w:val="18"/>
+          <w:szCs w:val="18"/>
+        </w:rPr>
+        <w:t xml:space="preserve">[39] S. Wicklein, A. Sambri, S. Amoruso, X. Wang, R. Bruzzese, A. Koehl, R. Dittmann, Pulsed laser ablation of complex oxides: The role of congruent ablation and preferential scattering for the film stoichiometry. Applied Physics Letters 101, 131601 (2012).</w:t>
+      </w:r>
+    </w:p>
+    <w:p>
+      <w:pPr>
+        <w:spacing w:after="60"/>
+        <w:ind w:hanging="480"/>
+        <w:divId w:val="1197347534"/>
+        <w:rPr>
+          <w:rFonts w:ascii="Arial" w:hAnsi="Arial" w:cs="Arial"/>
+          <w:sz w:val="18"/>
+          <w:szCs w:val="18"/>
+        </w:rPr>
+      </w:pPr>
+      <w:r>
+        <w:rPr>
+          <w:rFonts w:ascii="Arial" w:hAnsi="Arial" w:cs="Arial"/>
+          <w:sz w:val="18"/>
+          <w:szCs w:val="18"/>
+        </w:rPr>
+        <w:t xml:space="preserve">[40] W. C. Chueh, S. M. Haile, Electrochemical studies of capacitance in cerium oxide thin films and its relationship to anionic and electronic defect densities. Physical Chemistry Chemical Physics 11, 8144–8148 (2009).</w:t>
+      </w:r>
+    </w:p>
+    <w:p>
+      <w:pPr>
+        <w:spacing w:after="60"/>
+        <w:ind w:hanging="480"/>
+        <w:divId w:val="1197347534"/>
+        <w:rPr>
+          <w:rFonts w:ascii="Arial" w:hAnsi="Arial" w:cs="Arial"/>
+          <w:sz w:val="18"/>
+          <w:szCs w:val="18"/>
+        </w:rPr>
+      </w:pPr>
+      <w:r>
+        <w:rPr>
+          <w:rFonts w:ascii="Arial" w:hAnsi="Arial" w:cs="Arial"/>
+          <w:sz w:val="18"/>
+          <w:szCs w:val="18"/>
+        </w:rPr>
+        <w:t xml:space="preserve">[41] A. Schmid, G. M. Rupp, J. Fleig, Voltage and partial pressure dependent defect chemistry in (La,Sr)FeO3-δ thin films investigated by chemical capacitance measurements. Physical Chemistry Chemical Physics 20, 12016–12026 (2018).</w:t>
+      </w:r>
+    </w:p>
+    <w:p>
+      <w:pPr>
+        <w:spacing w:after="60"/>
+        <w:ind w:hanging="480"/>
+        <w:divId w:val="1197347534"/>
+        <w:rPr>
+          <w:rFonts w:ascii="Arial" w:hAnsi="Arial" w:cs="Arial"/>
+          <w:sz w:val="18"/>
+          <w:szCs w:val="18"/>
+        </w:rPr>
+      </w:pPr>
+      <w:r>
+        <w:rPr>
+          <w:rFonts w:ascii="Arial" w:hAnsi="Arial" w:cs="Arial"/>
+          <w:sz w:val="18"/>
+          <w:szCs w:val="18"/>
+        </w:rPr>
+        <w:t xml:space="preserve">[42] J. J. Kim, S. R. Bishop, N. J. Thompson, H. L. Tuller, Investigation of Nonstoichiometry in Oxide Thin Films by Simultaneous in Situ Optical Absorption and Chemical Capacitance Measurements: Pr-Doped Ceria, a Case Study. Chemistry of Materials 26, 1374–1379 (2014).</w:t>
       </w:r>
     </w:p>
     <w:p>

--- a/Material_3_LSFO_LaSrFeO3/FeodorLynen_LSFO_EN.docx
+++ b/Material_3_LSFO_LaSrFeO3/FeodorLynen_LSFO_EN.docx
@@ -1209,6 +1209,24 @@
           <w:szCs w:val="21"/>
         </w:rPr>
         <w:t xml:space="preserve">Three constraints are taken seriously from the outset. (i) Detection under gas: total-electron yield collapses above a few mbar; Auger yield through a differentially pumped analyser carries to roughly 25 mbar and windowed fluorescence yield to ambient pressure, the latter at the price of self-absorption corrections at the transition-metal L edges. Ambient-pressure NEXAFS endstations built for this envelope exist and are combined with high-throughput operation [37]. (ii) Surface versus bulk: electron and Auger yield probe only the outer nanometres, precisely where enrichment and reconstruction may occur under high temperature and oxygen pressure, so bulk-sensitive fluorescence yield is recorded alongside and film thicknesses kept small. (iii) Radiation dose: soft-X-ray photoreduction of Ce, Mn, Fe and Co drives the valence in the same direction as the gas-induced reduction under study, so dose series, defocused fast scans and fresh-spot rastering are part of the protocol rather than an afterthought. Where electrochemical δ control is required, it needs an ion-conducting substrate stack and is therefore a deliberate choice for dedicated calibration wafers, not the default of the epitaxial gradient series. An ex-situ equilibrate-quench-measure route remains available as a fallback where δ is frozen in, which is defensible for titanates and manganites and marginal for cobaltites, ceria and YBCO.</w:t>
+      </w:r>
+    </w:p>
+    <w:p>
+      <w:pPr>
+        <w:pStyle w:val="NormalWeb"/>
+        <w:rPr>
+          <w:rFonts w:ascii="Arial" w:hAnsi="Arial" w:cs="Arial"/>
+          <w:sz w:val="21"/>
+          <w:szCs w:val="21"/>
+        </w:rPr>
+      </w:pPr>
+      <w:r>
+        <w:rPr>
+          <w:rFonts w:ascii="Arial" w:hAnsi="Arial" w:cs="Arial"/>
+          <w:sz w:val="21"/>
+          <w:szCs w:val="21"/>
+        </w:rPr>
+        <w:t xml:space="preserve">Descriptor construction (specified 08/2026): covalency is quantified as the ligand-hole weight w_L of the configuration-interaction ground state - the deviation of the d occupation from the formal valence, set by the charge-transfer energy, the d-d Coulomb energy and the transfer integrals [25, 26] within the Zaanen-Sawatzky-Allen classification [24]. Because O K pre-edge intensity probes unoccupied states whereas w_L is a ground-state quantity, the descriptor is built in three steps. (D1) The pre-edge area normalised per d hole - with the hole count taken from the transition-metal L2,3 fit at the same position rather than from the nominal stoichiometry - is the fast, mappable measure [11], its interpretation limits taken from the O K-edge methodology literature [29]. (D2) At six to ten support points per series, cluster-model analysis of the transition-metal 2p core-level satellites and of the L2,3 multiplets yields the charge-transfer energy, the Coulomb energy and the transfer integrals, and hence w_L itself [26], evaluated with charge-transfer multiplet and Wannier-based multiplet ligand-field codes [43, 44]. (D3) The regression between D1 and D2 converts the fast measure into a cluster-model-anchored covalency across all positions, with propagated uncertainty. Only this calibrated quantity enters the correlation with the vacancy formation energy; a pre-edge intensity on its own is treated as a series-internal relative measure and nothing more. Ambient-pressure endstations that combine core-level photoemission with NEXAFS allow D1 and D2 to be recorded at the same sample position [37], so the calibration is not carried across separate beamtimes. The descriptor is finally held to a model comparison against formal valence, tolerance factor and the uncalibrated pre-edge area; if it does not outperform them, that is reported as the result.</w:t>
       </w:r>
     </w:p>
     <w:p>
@@ -4205,6 +4223,46 @@
           <w:szCs w:val="18"/>
         </w:rPr>
         <w:t xml:space="preserve">[42] J. J. Kim, S. R. Bishop, N. J. Thompson, H. L. Tuller, Investigation of Nonstoichiometry in Oxide Thin Films by Simultaneous in Situ Optical Absorption and Chemical Capacitance Measurements: Pr-Doped Ceria, a Case Study. Chemistry of Materials 26, 1374–1379 (2014).</w:t>
+      </w:r>
+    </w:p>
+    <w:p>
+      <w:pPr>
+        <w:spacing w:after="60"/>
+        <w:ind w:hanging="480"/>
+        <w:divId w:val="1197347534"/>
+        <w:rPr>
+          <w:rFonts w:ascii="Arial" w:hAnsi="Arial" w:cs="Arial"/>
+          <w:sz w:val="18"/>
+          <w:szCs w:val="18"/>
+        </w:rPr>
+      </w:pPr>
+      <w:r>
+        <w:rPr>
+          <w:rFonts w:ascii="Arial" w:hAnsi="Arial" w:cs="Arial"/>
+          <w:sz w:val="18"/>
+          <w:szCs w:val="18"/>
+        </w:rPr>
+        <w:t xml:space="preserve">[43] E. Stavitski, F. M. F. de Groot, The CTM4XAS program for EELS and XAS spectral shape analysis of transition metal L edges. Micron 41, 687-694 (2010).</w:t>
+      </w:r>
+    </w:p>
+    <w:p>
+      <w:pPr>
+        <w:spacing w:after="60"/>
+        <w:ind w:hanging="480"/>
+        <w:divId w:val="1197347534"/>
+        <w:rPr>
+          <w:rFonts w:ascii="Arial" w:hAnsi="Arial" w:cs="Arial"/>
+          <w:sz w:val="18"/>
+          <w:szCs w:val="18"/>
+        </w:rPr>
+      </w:pPr>
+      <w:r>
+        <w:rPr>
+          <w:rFonts w:ascii="Arial" w:hAnsi="Arial" w:cs="Arial"/>
+          <w:sz w:val="18"/>
+          <w:szCs w:val="18"/>
+        </w:rPr>
+        <w:t xml:space="preserve">[44] M. W. Haverkort, M. Zwierzycki, O. K. Andersen, Multiplet ligand-field theory using Wannier orbitals. Physical Review B 85, 165113 (2012).</w:t>
       </w:r>
     </w:p>
     <w:p>
